--- a/Assignment 3.docx
+++ b/Assignment 3.docx
@@ -2062,6 +2062,46 @@
           <w:lang w:val="en-US"/>
         </w:rPr>
         <w:t>Tourism Research Australia. (2023). Monthly Visitor Statistics Report. Australian Trade and Investment Commission.</w:t>
+      </w:r>
+    </w:p>
+    <w:p>
+      <w:pPr>
+        <w:rPr>
+          <w:rFonts w:ascii="Times New Roman" w:hAnsi="Times New Roman" w:cs="Times New Roman"/>
+          <w:lang w:val="en-US"/>
+        </w:rPr>
+      </w:pPr>
+    </w:p>
+    <w:p>
+      <w:pPr>
+        <w:ind w:left="720"/>
+        <w:rPr>
+          <w:rFonts w:ascii="Times New Roman" w:hAnsi="Times New Roman" w:cs="Times New Roman"/>
+          <w:lang w:val="en-US"/>
+        </w:rPr>
+      </w:pPr>
+      <w:r>
+        <w:rPr>
+          <w:rFonts w:ascii="Times New Roman" w:hAnsi="Times New Roman" w:cs="Times New Roman"/>
+          <w:b/>
+          <w:bCs/>
+          <w:lang w:val="en-US"/>
+        </w:rPr>
+        <w:t>Git Link</w:t>
+      </w:r>
+      <w:r>
+        <w:rPr>
+          <w:rFonts w:ascii="Times New Roman" w:hAnsi="Times New Roman" w:cs="Times New Roman"/>
+          <w:lang w:val="en-US"/>
+        </w:rPr>
+        <w:t xml:space="preserve"> :- </w:t>
+      </w:r>
+      <w:r>
+        <w:rPr>
+          <w:rFonts w:ascii="Times New Roman" w:hAnsi="Times New Roman" w:cs="Times New Roman"/>
+          <w:lang w:val="en-US"/>
+        </w:rPr>
+        <w:t>https://github.com/TishaRadia/Transport-Analysis</w:t>
       </w:r>
     </w:p>
     <w:sectPr>
